--- a/testakten/gesellschaftsrecht-legal-english-frankfurt-startup/06-associate-arbeitsstand.docx
+++ b/testakten/gesellschaftsrecht-legal-english-frankfurt-startup/06-associate-arbeitsstand.docx
@@ -16,7 +16,7 @@
         <w:pStyle w:val="FirstParagraph"/>
       </w:pPr>
       <w:r>
-        <w:t xml:space="preserve">Dieses Dokument ist Hildemar K.s Arbeitsstand vom 20.05.2026, 02:14 Uhr. Adelheid von Westarp hat am 21.05.2026 vormittags mit rotem Stift Anmerkungen vermerkt. Die Anmerkungen sind hier als Block-Quote unter dem jeweiligen Satz eingefügt. Sinn der Datei: dem Nachwuchs zeigen, wie eine Partnerin Anfängertexte umarbeitet — sachlich, hart, lehrreich.</w:t>
+        <w:t xml:space="preserve">Dieses Dokument ist Hildemar K.s Arbeitsstand vom 20.05.2026, 02:14 Uhr. Adelheid von Westarp hat am 21.05.2026 vormittags Anmerkungen am Rand vermerkt. Die Anmerkungen sind hier als Block-Quote unter dem jeweiligen Satz eingefügt.</w:t>
       </w:r>
     </w:p>
     <w:p>
